--- a/_74_TECH__KIOSK_MODE_HTC_slack.docx
+++ b/_74_TECH__KIOSK_MODE_HTC_slack.docx
@@ -224,27 +224,87 @@
     </w:p>
     <w:p>
       <w:r>
-        <w:t xml:space="preserve">*What to Do When "Quit Kiosk Mode" Is Not in the Menu*</w:t>
-      </w:r>
-    </w:p>
-    <w:p>
-      <w:r>
-        <w:t xml:space="preserve"/>
-      </w:r>
-    </w:p>
-    <w:p>
-      <w:r>
-        <w:t xml:space="preserve">If you hold the left side button and "Quit Kiosk Mode" does not appear, the headset is not currently in Kiosk Mode. There is nothing to quit. Do not search for a way to exit -- you need to enter Kiosk Mode, not exit it.</w:t>
-      </w:r>
-    </w:p>
-    <w:p>
-      <w:r>
-        <w:t xml:space="preserve"/>
-      </w:r>
-    </w:p>
-    <w:p>
-      <w:r>
-        <w:t xml:space="preserve">Follow the steps below for your headset model to enter Kiosk Mode from Settings.</w:t>
+        <w:t>*Kiosk Mode Loops Into the Tutorial / Disconnects From the AP*</w:t>
+      </w:r>
+    </w:p>
+    <w:p>
+      <w:r>
+        <w:t>If the HTC perpetually loops into the tutorial when entering Kiosk Mode and disconnects from the AP, this is NOT a Wi-Fi or enrollment problem. The headset is stuck in tutorial mode.</w:t>
+      </w:r>
+    </w:p>
+    <w:p>
+      <w:r>
+        <w:t>*Fix*</w:t>
+      </w:r>
+    </w:p>
+    <w:p>
+      <w:r>
+        <w:t>1. Exit any partial Kiosk Mode attempt and go to Settings &gt; Kiosk Mode tab.</w:t>
+      </w:r>
+    </w:p>
+    <w:p>
+      <w:r>
+        <w:t>2. Turn OFF "Show headset wearing tutorial."</w:t>
+      </w:r>
+    </w:p>
+    <w:p>
+      <w:r>
+        <w:t>3. Turn OFF "Show system tutorial."</w:t>
+      </w:r>
+    </w:p>
+    <w:p>
+      <w:r>
+        <w:t>4. Confirm both tutorial options are off BEFORE entering Kiosk Mode.</w:t>
+      </w:r>
+    </w:p>
+    <w:p>
+      <w:r>
+        <w:t>5. Enter Kiosk Mode:</w:t>
+      </w:r>
+    </w:p>
+    <w:p>
+      <w:r>
+        <w:t>- VF3: Settings &gt; Kiosk Mode &gt; Enter Kiosk Mode</w:t>
+      </w:r>
+    </w:p>
+    <w:p>
+      <w:r>
+        <w:t>- VFV: Settings &gt; Advanced &gt; Kiosk Mode &gt; Enter Kiosk Mode</w:t>
+      </w:r>
+    </w:p>
+    <w:p>
+      <w:r>
+        <w:t>6. Do not set a password.</w:t>
+      </w:r>
+    </w:p>
+    <w:p>
+      <w:r>
+        <w:t>*Do Not Rules*</w:t>
+      </w:r>
+    </w:p>
+    <w:p>
+      <w:r>
+        <w:t>- Do not diagnose a Kiosk Mode tutorial loop as a Wi-Fi or enrollment problem. The fix is to disable the tutorial options in the Kiosk Mode settings tab before entering Kiosk Mode.</w:t>
+      </w:r>
+    </w:p>
+    <w:p>
+      <w:r>
+        <w:t>- Do not lead with or submit a T1 workflow for this issue before disabling the tutorial options and confirming the loop persists.</w:t>
+      </w:r>
+    </w:p>
+    <w:p>
+      <w:r>
+        <w:t>- Do not paste or invent a T1 workflow link. Always use the verified link from the &lt;https://sites.google.com/sandboxvr.com/theoasis/home/store-operations/guest-centric-operationally-sound/tech-sops-and-elearnings/wireless|Wireless SOP on Oasis&gt; T1 Slack Workflow.</w:t>
+      </w:r>
+    </w:p>
+    <w:p>
+      <w:r>
+        <w:t>*Escalation*</w:t>
+      </w:r>
+    </w:p>
+    <w:p>
+      <w:r>
+        <w:t>If the loop persists after both tutorial options are confirmed off, submit a T1 ticket via the verified T1 Slack workflow linked in the &lt;https://sites.google.com/sandboxvr.com/theoasis/home/store-operations/guest-centric-operationally-sound/tech-sops-and-elearnings/wireless|Wireless SOP on Oasis&gt;.</w:t>
       </w:r>
     </w:p>
     <w:p>
